--- a/frontend/public/templates/DRAFT IA POLIBATAM.docx
+++ b/frontend/public/templates/DRAFT IA POLIBATAM.docx
@@ -1,6 +1,6 @@
 
 <file path=word/document.xml><?xml version="1.0" encoding="utf-8"?>
-<w:document xmlns:wpc="http://schemas.microsoft.com/office/word/2010/wordprocessingCanvas" xmlns:cx="http://schemas.microsoft.com/office/drawing/2014/chartex" xmlns:cx1="http://schemas.microsoft.com/office/drawing/2015/9/8/chartex" xmlns:cx2="http://schemas.microsoft.com/office/drawing/2015/10/21/chartex" xmlns:cx3="http://schemas.microsoft.com/office/drawing/2016/5/9/chartex" xmlns:cx4="http://schemas.microsoft.com/office/drawing/2016/5/10/chartex" xmlns:cx5="http://schemas.microsoft.com/office/drawing/2016/5/11/chartex" xmlns:cx6="http://schemas.microsoft.com/office/drawing/2016/5/12/chartex" xmlns:cx7="http://schemas.microsoft.com/office/drawing/2016/5/13/chartex" xmlns:cx8="http://schemas.microsoft.com/office/drawing/2016/5/14/chartex" xmlns:mc="http://schemas.openxmlformats.org/markup-compatibility/2006" xmlns:aink="http://schemas.microsoft.com/office/drawing/2016/ink" xmlns:am3d="http://schemas.microsoft.com/office/drawing/2017/model3d" xmlns:o="urn:schemas-microsoft-com:office:office" xmlns:oel="http://schemas.microsoft.com/office/2019/extlst" xmlns:r="http://schemas.openxmlformats.org/officeDocument/2006/relationships" xmlns:m="http://schemas.openxmlformats.org/officeDocument/2006/math" xmlns:v="urn:schemas-microsoft-com:vml" xmlns:wp14="http://schemas.microsoft.com/office/word/2010/wordprocessingDrawing" xmlns:wp="http://schemas.openxmlformats.org/drawingml/2006/wordprocessingDrawing" xmlns:w10="urn:schemas-microsoft-com:office:word" xmlns:w="http://schemas.openxmlformats.org/wordprocessingml/2006/main" xmlns:w14="http://schemas.microsoft.com/office/word/2010/wordml" xmlns:w15="http://schemas.microsoft.com/office/word/2012/wordml" xmlns:w16cex="http://schemas.microsoft.com/office/word/2018/wordml/cex" xmlns:w16cid="http://schemas.microsoft.com/office/word/2016/wordml/cid" xmlns:w16="http://schemas.microsoft.com/office/word/2018/wordml" xmlns:w16du="http://schemas.microsoft.com/office/word/2023/wordml/word16du" xmlns:w16sdtdh="http://schemas.microsoft.com/office/word/2020/wordml/sdtdatahash" xmlns:w16sdtfl="http://schemas.microsoft.com/office/word/2024/wordml/sdtformatlock" xmlns:w16se="http://schemas.microsoft.com/office/word/2015/wordml/symex" xmlns:wpg="http://schemas.microsoft.com/office/word/2010/wordprocessingGroup" xmlns:wpi="http://schemas.microsoft.com/office/word/2010/wordprocessingInk" xmlns:wne="http://schemas.microsoft.com/office/word/2006/wordml" xmlns:wps="http://schemas.microsoft.com/office/word/2010/wordprocessingShape" mc:Ignorable="w14 w15 w16se w16cid w16 w16cex w16sdtdh w16sdtfl w16du wp14">
+<w:document xmlns:wpc="http://schemas.microsoft.com/office/word/2010/wordprocessingCanvas" xmlns:cx="http://schemas.microsoft.com/office/drawing/2014/chartex" xmlns:cx1="http://schemas.microsoft.com/office/drawing/2015/9/8/chartex" xmlns:cx2="http://schemas.microsoft.com/office/drawing/2015/10/21/chartex" xmlns:cx3="http://schemas.microsoft.com/office/drawing/2016/5/9/chartex" xmlns:cx4="http://schemas.microsoft.com/office/drawing/2016/5/10/chartex" xmlns:cx5="http://schemas.microsoft.com/office/drawing/2016/5/11/chartex" xmlns:cx6="http://schemas.microsoft.com/office/drawing/2016/5/12/chartex" xmlns:cx7="http://schemas.microsoft.com/office/drawing/2016/5/13/chartex" xmlns:cx8="http://schemas.microsoft.com/office/drawing/2016/5/14/chartex" xmlns:mc="http://schemas.openxmlformats.org/markup-compatibility/2006" xmlns:aink="http://schemas.microsoft.com/office/drawing/2016/ink" xmlns:am3d="http://schemas.microsoft.com/office/drawing/2017/model3d" xmlns:o="urn:schemas-microsoft-com:office:office" xmlns:r="http://schemas.openxmlformats.org/officeDocument/2006/relationships" xmlns:m="http://schemas.openxmlformats.org/officeDocument/2006/math" xmlns:v="urn:schemas-microsoft-com:vml" xmlns:wp14="http://schemas.microsoft.com/office/word/2010/wordprocessingDrawing" xmlns:wp="http://schemas.openxmlformats.org/drawingml/2006/wordprocessingDrawing" xmlns:w10="urn:schemas-microsoft-com:office:word" xmlns:w="http://schemas.openxmlformats.org/wordprocessingml/2006/main" xmlns:w14="http://schemas.microsoft.com/office/word/2010/wordml" xmlns:w15="http://schemas.microsoft.com/office/word/2012/wordml" xmlns:w16cex="http://schemas.microsoft.com/office/word/2018/wordml/cex" xmlns:w16cid="http://schemas.microsoft.com/office/word/2016/wordml/cid" xmlns:w16="http://schemas.microsoft.com/office/word/2018/wordml" xmlns:w16sdtdh="http://schemas.microsoft.com/office/word/2020/wordml/sdtdatahash" xmlns:w16se="http://schemas.microsoft.com/office/word/2015/wordml/symex" xmlns:wpg="http://schemas.microsoft.com/office/word/2010/wordprocessingGroup" xmlns:wpi="http://schemas.microsoft.com/office/word/2010/wordprocessingInk" xmlns:wne="http://schemas.microsoft.com/office/word/2006/wordml" xmlns:wps="http://schemas.microsoft.com/office/word/2010/wordprocessingShape" mc:Ignorable="w14 w15 w16se w16cid w16 w16cex w16sdtdh wp14">
   <w:body>
     <w:p>
       <w:pPr>
@@ -235,7 +235,6 @@
         </w:rPr>
         <w:t xml:space="preserve"> </w:t>
       </w:r>
-      <w:proofErr w:type="gramStart"/>
       <w:r>
         <w:rPr>
           <w:b/>
@@ -244,7 +243,6 @@
         </w:rPr>
         <w:t>…..</w:t>
       </w:r>
-      <w:proofErr w:type="gramEnd"/>
       <w:r>
         <w:rPr>
           <w:b/>
@@ -260,14 +258,6 @@
           <w:lang w:val="en-ID"/>
         </w:rPr>
         <w:br/>
-      </w:r>
-      <w:proofErr w:type="gramStart"/>
-      <w:r>
-        <w:rPr>
-          <w:b/>
-          <w:bCs/>
-          <w:lang w:val="en-ID"/>
-        </w:rPr>
         <w:t>NOMOR:</w:t>
       </w:r>
       <w:r>
@@ -276,27 +266,8 @@
           <w:bCs/>
           <w:lang w:val="en-ID"/>
         </w:rPr>
-        <w:t>…</w:t>
+        <w:t>…………………..</w:t>
       </w:r>
-      <w:proofErr w:type="gramEnd"/>
-      <w:r>
-        <w:rPr>
-          <w:b/>
-          <w:bCs/>
-          <w:lang w:val="en-ID"/>
-        </w:rPr>
-        <w:t>……………</w:t>
-      </w:r>
-      <w:proofErr w:type="gramStart"/>
-      <w:r>
-        <w:rPr>
-          <w:b/>
-          <w:bCs/>
-          <w:lang w:val="en-ID"/>
-        </w:rPr>
-        <w:t>…..</w:t>
-      </w:r>
-      <w:proofErr w:type="gramEnd"/>
     </w:p>
     <w:p>
       <w:pPr>
@@ -356,21 +327,8 @@
           <w:szCs w:val="22"/>
           <w:lang w:val="en-ID"/>
         </w:rPr>
-        <w:t>………</w:t>
+        <w:t>…………..</w:t>
       </w:r>
-      <w:proofErr w:type="gramStart"/>
-      <w:r>
-        <w:rPr>
-          <w:rFonts w:asciiTheme="minorHAnsi" w:hAnsiTheme="minorHAnsi"/>
-          <w:b/>
-          <w:bCs/>
-          <w:sz w:val="22"/>
-          <w:szCs w:val="22"/>
-          <w:lang w:val="en-ID"/>
-        </w:rPr>
-        <w:t>…..</w:t>
-      </w:r>
-      <w:proofErr w:type="gramEnd"/>
       <w:r>
         <w:rPr>
           <w:rFonts w:asciiTheme="minorHAnsi" w:hAnsiTheme="minorHAnsi"/>
@@ -576,7 +534,23 @@
                 <w:color w:val="000000"/>
                 <w:lang w:val="fi-FI" w:eastAsia="en-GB"/>
               </w:rPr>
-              <w:t>Dasar Refrensi Pelaksanaan (MOU/MOA)</w:t>
+              <w:t>Dasar Ref</w:t>
+            </w:r>
+            <w:r>
+              <w:rPr>
+                <w:rFonts w:eastAsia="Times New Roman" w:cs="Times New Roman"/>
+                <w:color w:val="000000"/>
+                <w:lang w:val="fi-FI" w:eastAsia="en-GB"/>
+              </w:rPr>
+              <w:t>e</w:t>
+            </w:r>
+            <w:r>
+              <w:rPr>
+                <w:rFonts w:eastAsia="Times New Roman" w:cs="Times New Roman"/>
+                <w:color w:val="000000"/>
+                <w:lang w:val="fi-FI" w:eastAsia="en-GB"/>
+              </w:rPr>
+              <w:t>rensi Pelaksanaan (MOU/MOA)</w:t>
             </w:r>
           </w:p>
           <w:p>
@@ -1510,6 +1484,879 @@
             <w:pPr>
               <w:rPr>
                 <w:rFonts w:eastAsia="Times New Roman" w:cs="Times New Roman"/>
+                <w:lang w:val="en-GB" w:eastAsia="en-GB"/>
+              </w:rPr>
+            </w:pPr>
+            <w:r>
+              <w:rPr>
+                <w:rFonts w:eastAsia="Times New Roman" w:cs="Times New Roman"/>
+                <w:lang w:val="en-GB" w:eastAsia="en-GB"/>
+              </w:rPr>
+              <w:t>Jangka Waktu Perjanjian</w:t>
+            </w:r>
+          </w:p>
+          <w:p>
+            <w:pPr>
+              <w:rPr>
+                <w:rFonts w:eastAsia="Times New Roman" w:cs="Times New Roman"/>
+                <w:lang w:val="en-GB" w:eastAsia="en-GB"/>
+              </w:rPr>
+            </w:pPr>
+          </w:p>
+          <w:p>
+            <w:pPr>
+              <w:rPr>
+                <w:rFonts w:eastAsia="Times New Roman" w:cs="Times New Roman"/>
+                <w:lang w:val="en-GB" w:eastAsia="en-GB"/>
+              </w:rPr>
+            </w:pPr>
+          </w:p>
+          <w:p>
+            <w:pPr>
+              <w:rPr>
+                <w:rFonts w:eastAsia="Times New Roman" w:cs="Times New Roman"/>
+                <w:lang w:val="en-GB" w:eastAsia="en-GB"/>
+              </w:rPr>
+            </w:pPr>
+            <w:r>
+              <w:rPr>
+                <w:rFonts w:eastAsia="Times New Roman" w:cs="Times New Roman"/>
+                <w:i/>
+                <w:iCs/>
+                <w:color w:val="000000"/>
+                <w:lang w:val="en-GB" w:eastAsia="en-GB"/>
+              </w:rPr>
+              <w:t>Period Of Agreement</w:t>
+            </w:r>
+          </w:p>
+        </w:tc>
+        <w:tc>
+          <w:tcPr>
+            <w:tcW w:w="425" w:type="dxa"/>
+          </w:tcPr>
+          <w:p>
+            <w:pPr>
+              <w:rPr>
+                <w:rFonts w:eastAsia="Times New Roman" w:cs="Times New Roman"/>
+                <w:lang w:val="en-GB" w:eastAsia="en-GB"/>
+              </w:rPr>
+            </w:pPr>
+            <w:r>
+              <w:rPr>
+                <w:rFonts w:eastAsia="Times New Roman" w:cs="Times New Roman"/>
+                <w:lang w:val="en-GB" w:eastAsia="en-GB"/>
+              </w:rPr>
+              <w:t>:</w:t>
+            </w:r>
+          </w:p>
+        </w:tc>
+        <w:tc>
+          <w:tcPr>
+            <w:tcW w:w="6095" w:type="dxa"/>
+          </w:tcPr>
+          <w:p>
+            <w:pPr>
+              <w:rPr>
+                <w:rFonts w:eastAsia="Times New Roman" w:cs="Times New Roman"/>
+                <w:lang w:val="sv-SE" w:eastAsia="en-GB"/>
+              </w:rPr>
+            </w:pPr>
+            <w:r>
+              <w:rPr>
+                <w:rFonts w:cstheme="minorHAnsi"/>
+                <w:color w:val="000000" w:themeColor="text1"/>
+                <w:sz w:val="24"/>
+                <w:szCs w:val="24"/>
+              </w:rPr>
+              <w:t>Perjanjian ini berlaku terhitung mulai tanggal ………. sampai dengan ……..</w:t>
+            </w:r>
+          </w:p>
+        </w:tc>
+      </w:tr>
+      <w:tr>
+        <w:tc>
+          <w:tcPr>
+            <w:tcW w:w="3114" w:type="dxa"/>
+          </w:tcPr>
+          <w:p>
+            <w:pPr>
+              <w:rPr>
+                <w:rFonts w:eastAsia="Times New Roman" w:cs="Times New Roman"/>
+                <w:lang w:val="en-GB" w:eastAsia="en-GB"/>
+              </w:rPr>
+            </w:pPr>
+            <w:r>
+              <w:rPr>
+                <w:rFonts w:eastAsia="Times New Roman" w:cs="Times New Roman"/>
+                <w:lang w:val="en-GB" w:eastAsia="en-GB"/>
+              </w:rPr>
+              <w:t>Korespondensi</w:t>
+            </w:r>
+          </w:p>
+          <w:p>
+            <w:pPr>
+              <w:rPr>
+                <w:rFonts w:eastAsia="Times New Roman" w:cs="Times New Roman"/>
+                <w:lang w:val="en-GB" w:eastAsia="en-GB"/>
+              </w:rPr>
+            </w:pPr>
+          </w:p>
+          <w:p>
+            <w:pPr>
+              <w:rPr>
+                <w:rFonts w:eastAsia="Times New Roman" w:cs="Times New Roman"/>
+                <w:lang w:val="en-GB" w:eastAsia="en-GB"/>
+              </w:rPr>
+            </w:pPr>
+          </w:p>
+          <w:p>
+            <w:pPr>
+              <w:rPr>
+                <w:rFonts w:eastAsia="Times New Roman" w:cs="Times New Roman"/>
+                <w:i/>
+                <w:iCs/>
+                <w:lang w:val="en-GB" w:eastAsia="en-GB"/>
+              </w:rPr>
+            </w:pPr>
+            <w:r>
+              <w:rPr>
+                <w:rFonts w:eastAsia="Times New Roman" w:cs="Times New Roman"/>
+                <w:i/>
+                <w:iCs/>
+                <w:color w:val="000000"/>
+                <w:lang w:val="en-GB" w:eastAsia="en-GB"/>
+              </w:rPr>
+              <w:t>Correspondence</w:t>
+            </w:r>
+          </w:p>
+        </w:tc>
+        <w:tc>
+          <w:tcPr>
+            <w:tcW w:w="425" w:type="dxa"/>
+          </w:tcPr>
+          <w:p>
+            <w:pPr>
+              <w:rPr>
+                <w:rFonts w:eastAsia="Times New Roman" w:cs="Times New Roman"/>
+                <w:lang w:val="en-GB" w:eastAsia="en-GB"/>
+              </w:rPr>
+            </w:pPr>
+            <w:r>
+              <w:rPr>
+                <w:rFonts w:eastAsia="Times New Roman" w:cs="Times New Roman"/>
+                <w:lang w:val="en-GB" w:eastAsia="en-GB"/>
+              </w:rPr>
+              <w:t>:</w:t>
+            </w:r>
+          </w:p>
+        </w:tc>
+        <w:tc>
+          <w:tcPr>
+            <w:tcW w:w="6095" w:type="dxa"/>
+          </w:tcPr>
+          <w:p>
+            <w:pPr>
+              <w:rPr>
+                <w:rFonts w:eastAsia="Times New Roman" w:cs="Times New Roman"/>
+                <w:u w:val="single"/>
+                <w:lang w:val="sv-SE" w:eastAsia="en-GB"/>
+              </w:rPr>
+            </w:pPr>
+            <w:r>
+              <w:rPr>
+                <w:rFonts w:eastAsia="Times New Roman" w:cs="Times New Roman"/>
+                <w:u w:val="single"/>
+                <w:lang w:val="sv-SE" w:eastAsia="en-GB"/>
+              </w:rPr>
+              <w:t>Pihak Pertama</w:t>
+            </w:r>
+          </w:p>
+          <w:tbl>
+            <w:tblPr>
+              <w:tblStyle w:val="TableGrid"/>
+              <w:tblW w:w="0" w:type="auto"/>
+              <w:tblBorders>
+                <w:top w:val="none" w:sz="0" w:space="0" w:color="auto"/>
+                <w:left w:val="none" w:sz="0" w:space="0" w:color="auto"/>
+                <w:bottom w:val="none" w:sz="0" w:space="0" w:color="auto"/>
+                <w:right w:val="none" w:sz="0" w:space="0" w:color="auto"/>
+                <w:insideH w:val="none" w:sz="0" w:space="0" w:color="auto"/>
+                <w:insideV w:val="none" w:sz="0" w:space="0" w:color="auto"/>
+              </w:tblBorders>
+              <w:tblLook w:val="04A0" w:firstRow="1" w:lastRow="0" w:firstColumn="1" w:lastColumn="0" w:noHBand="0" w:noVBand="1"/>
+            </w:tblPr>
+            <w:tblGrid>
+              <w:gridCol w:w="1053"/>
+              <w:gridCol w:w="280"/>
+              <w:gridCol w:w="4546"/>
+            </w:tblGrid>
+            <w:tr>
+              <w:tc>
+                <w:tcPr>
+                  <w:tcW w:w="1053" w:type="dxa"/>
+                </w:tcPr>
+                <w:p>
+                  <w:pPr>
+                    <w:rPr>
+                      <w:rFonts w:eastAsia="Times New Roman" w:cs="Times New Roman"/>
+                      <w:lang w:val="sv-SE" w:eastAsia="en-GB"/>
+                    </w:rPr>
+                  </w:pPr>
+                  <w:r>
+                    <w:rPr>
+                      <w:rFonts w:cstheme="minorHAnsi"/>
+                      <w:sz w:val="24"/>
+                      <w:szCs w:val="24"/>
+                      <w:lang w:val="fi-FI"/>
+                    </w:rPr>
+                    <w:t>Nama</w:t>
+                  </w:r>
+                </w:p>
+              </w:tc>
+              <w:tc>
+                <w:tcPr>
+                  <w:tcW w:w="259" w:type="dxa"/>
+                </w:tcPr>
+                <w:p>
+                  <w:pPr>
+                    <w:rPr>
+                      <w:rFonts w:eastAsia="Times New Roman" w:cs="Times New Roman"/>
+                      <w:lang w:val="sv-SE" w:eastAsia="en-GB"/>
+                    </w:rPr>
+                  </w:pPr>
+                  <w:r>
+                    <w:rPr>
+                      <w:rFonts w:cstheme="minorHAnsi"/>
+                      <w:sz w:val="24"/>
+                      <w:szCs w:val="24"/>
+                      <w:lang w:val="fi-FI"/>
+                    </w:rPr>
+                    <w:t>:</w:t>
+                  </w:r>
+                </w:p>
+              </w:tc>
+              <w:tc>
+                <w:tcPr>
+                  <w:tcW w:w="4557" w:type="dxa"/>
+                </w:tcPr>
+                <w:p>
+                  <w:pPr>
+                    <w:rPr>
+                      <w:rFonts w:eastAsia="Times New Roman" w:cs="Times New Roman"/>
+                      <w:lang w:val="sv-SE" w:eastAsia="en-GB"/>
+                    </w:rPr>
+                  </w:pPr>
+                </w:p>
+              </w:tc>
+            </w:tr>
+            <w:tr>
+              <w:tc>
+                <w:tcPr>
+                  <w:tcW w:w="1053" w:type="dxa"/>
+                </w:tcPr>
+                <w:p>
+                  <w:pPr>
+                    <w:rPr>
+                      <w:rFonts w:eastAsia="Times New Roman" w:cs="Times New Roman"/>
+                      <w:lang w:val="sv-SE" w:eastAsia="en-GB"/>
+                    </w:rPr>
+                  </w:pPr>
+                  <w:r>
+                    <w:rPr>
+                      <w:rFonts w:cstheme="minorHAnsi"/>
+                      <w:sz w:val="24"/>
+                      <w:szCs w:val="24"/>
+                      <w:lang w:val="fi-FI"/>
+                    </w:rPr>
+                    <w:t>Jabatan</w:t>
+                  </w:r>
+                </w:p>
+              </w:tc>
+              <w:tc>
+                <w:tcPr>
+                  <w:tcW w:w="259" w:type="dxa"/>
+                </w:tcPr>
+                <w:p>
+                  <w:pPr>
+                    <w:rPr>
+                      <w:rFonts w:eastAsia="Times New Roman" w:cs="Times New Roman"/>
+                      <w:lang w:val="sv-SE" w:eastAsia="en-GB"/>
+                    </w:rPr>
+                  </w:pPr>
+                  <w:r>
+                    <w:rPr>
+                      <w:rFonts w:cstheme="minorHAnsi"/>
+                      <w:sz w:val="24"/>
+                      <w:szCs w:val="24"/>
+                      <w:lang w:val="fi-FI"/>
+                    </w:rPr>
+                    <w:t>:</w:t>
+                  </w:r>
+                </w:p>
+              </w:tc>
+              <w:tc>
+                <w:tcPr>
+                  <w:tcW w:w="4557" w:type="dxa"/>
+                </w:tcPr>
+                <w:p>
+                  <w:pPr>
+                    <w:rPr>
+                      <w:rFonts w:eastAsia="Times New Roman" w:cs="Times New Roman"/>
+                      <w:lang w:val="sv-SE" w:eastAsia="en-GB"/>
+                    </w:rPr>
+                  </w:pPr>
+                </w:p>
+              </w:tc>
+            </w:tr>
+            <w:tr>
+              <w:tc>
+                <w:tcPr>
+                  <w:tcW w:w="1053" w:type="dxa"/>
+                </w:tcPr>
+                <w:p>
+                  <w:pPr>
+                    <w:rPr>
+                      <w:rFonts w:eastAsia="Times New Roman" w:cs="Times New Roman"/>
+                      <w:lang w:val="sv-SE" w:eastAsia="en-GB"/>
+                    </w:rPr>
+                  </w:pPr>
+                  <w:r>
+                    <w:rPr>
+                      <w:rFonts w:cstheme="minorHAnsi"/>
+                      <w:sz w:val="24"/>
+                      <w:szCs w:val="24"/>
+                    </w:rPr>
+                    <w:t>Alamat</w:t>
+                  </w:r>
+                </w:p>
+              </w:tc>
+              <w:tc>
+                <w:tcPr>
+                  <w:tcW w:w="259" w:type="dxa"/>
+                </w:tcPr>
+                <w:p>
+                  <w:pPr>
+                    <w:rPr>
+                      <w:rFonts w:eastAsia="Times New Roman" w:cs="Times New Roman"/>
+                      <w:lang w:val="sv-SE" w:eastAsia="en-GB"/>
+                    </w:rPr>
+                  </w:pPr>
+                  <w:r>
+                    <w:rPr>
+                      <w:rFonts w:cstheme="minorHAnsi"/>
+                      <w:sz w:val="24"/>
+                      <w:szCs w:val="24"/>
+                    </w:rPr>
+                    <w:t>:</w:t>
+                  </w:r>
+                </w:p>
+              </w:tc>
+              <w:tc>
+                <w:tcPr>
+                  <w:tcW w:w="4557" w:type="dxa"/>
+                </w:tcPr>
+                <w:p>
+                  <w:pPr>
+                    <w:rPr>
+                      <w:rFonts w:eastAsia="Times New Roman" w:cs="Times New Roman"/>
+                      <w:lang w:val="sv-SE" w:eastAsia="en-GB"/>
+                    </w:rPr>
+                  </w:pPr>
+                </w:p>
+              </w:tc>
+            </w:tr>
+            <w:tr>
+              <w:tc>
+                <w:tcPr>
+                  <w:tcW w:w="1053" w:type="dxa"/>
+                </w:tcPr>
+                <w:p>
+                  <w:pPr>
+                    <w:rPr>
+                      <w:rFonts w:eastAsia="Times New Roman" w:cs="Times New Roman"/>
+                      <w:lang w:val="sv-SE" w:eastAsia="en-GB"/>
+                    </w:rPr>
+                  </w:pPr>
+                  <w:r>
+                    <w:rPr>
+                      <w:rFonts w:cstheme="minorHAnsi"/>
+                      <w:sz w:val="24"/>
+                      <w:szCs w:val="24"/>
+                      <w:lang w:val="fi-FI"/>
+                    </w:rPr>
+                    <w:t>Telepon</w:t>
+                  </w:r>
+                </w:p>
+              </w:tc>
+              <w:tc>
+                <w:tcPr>
+                  <w:tcW w:w="259" w:type="dxa"/>
+                </w:tcPr>
+                <w:p>
+                  <w:pPr>
+                    <w:rPr>
+                      <w:rFonts w:eastAsia="Times New Roman" w:cs="Times New Roman"/>
+                      <w:lang w:val="sv-SE" w:eastAsia="en-GB"/>
+                    </w:rPr>
+                  </w:pPr>
+                  <w:r>
+                    <w:rPr>
+                      <w:rFonts w:cstheme="minorHAnsi"/>
+                      <w:sz w:val="24"/>
+                      <w:szCs w:val="24"/>
+                      <w:lang w:val="fi-FI"/>
+                    </w:rPr>
+                    <w:t>:</w:t>
+                  </w:r>
+                </w:p>
+              </w:tc>
+              <w:tc>
+                <w:tcPr>
+                  <w:tcW w:w="4557" w:type="dxa"/>
+                </w:tcPr>
+                <w:p>
+                  <w:pPr>
+                    <w:rPr>
+                      <w:rFonts w:eastAsia="Times New Roman" w:cs="Times New Roman"/>
+                      <w:lang w:val="sv-SE" w:eastAsia="en-GB"/>
+                    </w:rPr>
+                  </w:pPr>
+                </w:p>
+              </w:tc>
+            </w:tr>
+            <w:tr>
+              <w:tc>
+                <w:tcPr>
+                  <w:tcW w:w="1053" w:type="dxa"/>
+                </w:tcPr>
+                <w:p>
+                  <w:pPr>
+                    <w:rPr>
+                      <w:rFonts w:eastAsia="Times New Roman" w:cs="Times New Roman"/>
+                      <w:lang w:val="sv-SE" w:eastAsia="en-GB"/>
+                    </w:rPr>
+                  </w:pPr>
+                  <w:r>
+                    <w:rPr>
+                      <w:rFonts w:cstheme="minorHAnsi"/>
+                      <w:sz w:val="24"/>
+                      <w:szCs w:val="24"/>
+                      <w:lang w:val="fi-FI"/>
+                    </w:rPr>
+                    <w:t>E-mail</w:t>
+                  </w:r>
+                </w:p>
+              </w:tc>
+              <w:tc>
+                <w:tcPr>
+                  <w:tcW w:w="259" w:type="dxa"/>
+                </w:tcPr>
+                <w:p>
+                  <w:pPr>
+                    <w:rPr>
+                      <w:rFonts w:eastAsia="Times New Roman" w:cs="Times New Roman"/>
+                      <w:lang w:val="sv-SE" w:eastAsia="en-GB"/>
+                    </w:rPr>
+                  </w:pPr>
+                  <w:r>
+                    <w:rPr>
+                      <w:rFonts w:cstheme="minorHAnsi"/>
+                      <w:sz w:val="24"/>
+                      <w:szCs w:val="24"/>
+                      <w:lang w:val="fi-FI"/>
+                    </w:rPr>
+                    <w:t>:</w:t>
+                  </w:r>
+                </w:p>
+              </w:tc>
+              <w:tc>
+                <w:tcPr>
+                  <w:tcW w:w="4557" w:type="dxa"/>
+                </w:tcPr>
+                <w:p>
+                  <w:pPr>
+                    <w:rPr>
+                      <w:rFonts w:eastAsia="Times New Roman" w:cs="Times New Roman"/>
+                      <w:lang w:val="sv-SE" w:eastAsia="en-GB"/>
+                    </w:rPr>
+                  </w:pPr>
+                </w:p>
+              </w:tc>
+            </w:tr>
+          </w:tbl>
+          <w:p>
+            <w:pPr>
+              <w:rPr>
+                <w:rFonts w:eastAsia="Times New Roman" w:cs="Times New Roman"/>
+                <w:lang w:val="sv-SE" w:eastAsia="en-GB"/>
+              </w:rPr>
+            </w:pPr>
+          </w:p>
+          <w:p>
+            <w:pPr>
+              <w:rPr>
+                <w:rFonts w:eastAsia="Times New Roman" w:cs="Times New Roman"/>
+                <w:u w:val="single"/>
+                <w:lang w:val="sv-SE" w:eastAsia="en-GB"/>
+              </w:rPr>
+            </w:pPr>
+            <w:r>
+              <w:rPr>
+                <w:rFonts w:eastAsia="Times New Roman" w:cs="Times New Roman"/>
+                <w:u w:val="single"/>
+                <w:lang w:val="sv-SE" w:eastAsia="en-GB"/>
+              </w:rPr>
+              <w:t xml:space="preserve">Pihak </w:t>
+            </w:r>
+            <w:r>
+              <w:rPr>
+                <w:rFonts w:eastAsia="Times New Roman" w:cs="Times New Roman"/>
+                <w:u w:val="single"/>
+                <w:lang w:val="sv-SE" w:eastAsia="en-GB"/>
+              </w:rPr>
+              <w:t>Kedua</w:t>
+            </w:r>
+          </w:p>
+          <w:tbl>
+            <w:tblPr>
+              <w:tblStyle w:val="TableGrid"/>
+              <w:tblW w:w="0" w:type="auto"/>
+              <w:tblBorders>
+                <w:top w:val="none" w:sz="0" w:space="0" w:color="auto"/>
+                <w:left w:val="none" w:sz="0" w:space="0" w:color="auto"/>
+                <w:bottom w:val="none" w:sz="0" w:space="0" w:color="auto"/>
+                <w:right w:val="none" w:sz="0" w:space="0" w:color="auto"/>
+                <w:insideH w:val="none" w:sz="0" w:space="0" w:color="auto"/>
+                <w:insideV w:val="none" w:sz="0" w:space="0" w:color="auto"/>
+              </w:tblBorders>
+              <w:tblLook w:val="04A0" w:firstRow="1" w:lastRow="0" w:firstColumn="1" w:lastColumn="0" w:noHBand="0" w:noVBand="1"/>
+            </w:tblPr>
+            <w:tblGrid>
+              <w:gridCol w:w="1053"/>
+              <w:gridCol w:w="280"/>
+              <w:gridCol w:w="4546"/>
+            </w:tblGrid>
+            <w:tr>
+              <w:tc>
+                <w:tcPr>
+                  <w:tcW w:w="1053" w:type="dxa"/>
+                </w:tcPr>
+                <w:p>
+                  <w:pPr>
+                    <w:rPr>
+                      <w:rFonts w:eastAsia="Times New Roman" w:cs="Times New Roman"/>
+                      <w:lang w:val="sv-SE" w:eastAsia="en-GB"/>
+                    </w:rPr>
+                  </w:pPr>
+                  <w:r>
+                    <w:rPr>
+                      <w:rFonts w:cstheme="minorHAnsi"/>
+                      <w:sz w:val="24"/>
+                      <w:szCs w:val="24"/>
+                      <w:lang w:val="fi-FI"/>
+                    </w:rPr>
+                    <w:t>Nama</w:t>
+                  </w:r>
+                </w:p>
+              </w:tc>
+              <w:tc>
+                <w:tcPr>
+                  <w:tcW w:w="259" w:type="dxa"/>
+                </w:tcPr>
+                <w:p>
+                  <w:pPr>
+                    <w:rPr>
+                      <w:rFonts w:eastAsia="Times New Roman" w:cs="Times New Roman"/>
+                      <w:lang w:val="sv-SE" w:eastAsia="en-GB"/>
+                    </w:rPr>
+                  </w:pPr>
+                  <w:r>
+                    <w:rPr>
+                      <w:rFonts w:cstheme="minorHAnsi"/>
+                      <w:sz w:val="24"/>
+                      <w:szCs w:val="24"/>
+                      <w:lang w:val="fi-FI"/>
+                    </w:rPr>
+                    <w:t>:</w:t>
+                  </w:r>
+                </w:p>
+              </w:tc>
+              <w:tc>
+                <w:tcPr>
+                  <w:tcW w:w="4557" w:type="dxa"/>
+                </w:tcPr>
+                <w:p>
+                  <w:pPr>
+                    <w:rPr>
+                      <w:rFonts w:eastAsia="Times New Roman" w:cs="Times New Roman"/>
+                      <w:lang w:val="sv-SE" w:eastAsia="en-GB"/>
+                    </w:rPr>
+                  </w:pPr>
+                </w:p>
+              </w:tc>
+            </w:tr>
+            <w:tr>
+              <w:tc>
+                <w:tcPr>
+                  <w:tcW w:w="1053" w:type="dxa"/>
+                </w:tcPr>
+                <w:p>
+                  <w:pPr>
+                    <w:rPr>
+                      <w:rFonts w:eastAsia="Times New Roman" w:cs="Times New Roman"/>
+                      <w:lang w:val="sv-SE" w:eastAsia="en-GB"/>
+                    </w:rPr>
+                  </w:pPr>
+                  <w:r>
+                    <w:rPr>
+                      <w:rFonts w:cstheme="minorHAnsi"/>
+                      <w:sz w:val="24"/>
+                      <w:szCs w:val="24"/>
+                      <w:lang w:val="fi-FI"/>
+                    </w:rPr>
+                    <w:t>Jabatan</w:t>
+                  </w:r>
+                </w:p>
+              </w:tc>
+              <w:tc>
+                <w:tcPr>
+                  <w:tcW w:w="259" w:type="dxa"/>
+                </w:tcPr>
+                <w:p>
+                  <w:pPr>
+                    <w:rPr>
+                      <w:rFonts w:eastAsia="Times New Roman" w:cs="Times New Roman"/>
+                      <w:lang w:val="sv-SE" w:eastAsia="en-GB"/>
+                    </w:rPr>
+                  </w:pPr>
+                  <w:r>
+                    <w:rPr>
+                      <w:rFonts w:cstheme="minorHAnsi"/>
+                      <w:sz w:val="24"/>
+                      <w:szCs w:val="24"/>
+                      <w:lang w:val="fi-FI"/>
+                    </w:rPr>
+                    <w:t>:</w:t>
+                  </w:r>
+                </w:p>
+              </w:tc>
+              <w:tc>
+                <w:tcPr>
+                  <w:tcW w:w="4557" w:type="dxa"/>
+                </w:tcPr>
+                <w:p>
+                  <w:pPr>
+                    <w:rPr>
+                      <w:rFonts w:eastAsia="Times New Roman" w:cs="Times New Roman"/>
+                      <w:lang w:val="sv-SE" w:eastAsia="en-GB"/>
+                    </w:rPr>
+                  </w:pPr>
+                </w:p>
+              </w:tc>
+            </w:tr>
+            <w:tr>
+              <w:tc>
+                <w:tcPr>
+                  <w:tcW w:w="1053" w:type="dxa"/>
+                </w:tcPr>
+                <w:p>
+                  <w:pPr>
+                    <w:rPr>
+                      <w:rFonts w:eastAsia="Times New Roman" w:cs="Times New Roman"/>
+                      <w:lang w:val="sv-SE" w:eastAsia="en-GB"/>
+                    </w:rPr>
+                  </w:pPr>
+                  <w:r>
+                    <w:rPr>
+                      <w:rFonts w:cstheme="minorHAnsi"/>
+                      <w:sz w:val="24"/>
+                      <w:szCs w:val="24"/>
+                    </w:rPr>
+                    <w:t>Alamat</w:t>
+                  </w:r>
+                </w:p>
+              </w:tc>
+              <w:tc>
+                <w:tcPr>
+                  <w:tcW w:w="259" w:type="dxa"/>
+                </w:tcPr>
+                <w:p>
+                  <w:pPr>
+                    <w:rPr>
+                      <w:rFonts w:eastAsia="Times New Roman" w:cs="Times New Roman"/>
+                      <w:lang w:val="sv-SE" w:eastAsia="en-GB"/>
+                    </w:rPr>
+                  </w:pPr>
+                  <w:r>
+                    <w:rPr>
+                      <w:rFonts w:cstheme="minorHAnsi"/>
+                      <w:sz w:val="24"/>
+                      <w:szCs w:val="24"/>
+                    </w:rPr>
+                    <w:t>:</w:t>
+                  </w:r>
+                </w:p>
+              </w:tc>
+              <w:tc>
+                <w:tcPr>
+                  <w:tcW w:w="4557" w:type="dxa"/>
+                </w:tcPr>
+                <w:p>
+                  <w:pPr>
+                    <w:rPr>
+                      <w:rFonts w:eastAsia="Times New Roman" w:cs="Times New Roman"/>
+                      <w:lang w:val="sv-SE" w:eastAsia="en-GB"/>
+                    </w:rPr>
+                  </w:pPr>
+                </w:p>
+              </w:tc>
+            </w:tr>
+            <w:tr>
+              <w:tc>
+                <w:tcPr>
+                  <w:tcW w:w="1053" w:type="dxa"/>
+                </w:tcPr>
+                <w:p>
+                  <w:pPr>
+                    <w:rPr>
+                      <w:rFonts w:eastAsia="Times New Roman" w:cs="Times New Roman"/>
+                      <w:lang w:val="sv-SE" w:eastAsia="en-GB"/>
+                    </w:rPr>
+                  </w:pPr>
+                  <w:r>
+                    <w:rPr>
+                      <w:rFonts w:cstheme="minorHAnsi"/>
+                      <w:sz w:val="24"/>
+                      <w:szCs w:val="24"/>
+                      <w:lang w:val="fi-FI"/>
+                    </w:rPr>
+                    <w:t>Telepon</w:t>
+                  </w:r>
+                </w:p>
+              </w:tc>
+              <w:tc>
+                <w:tcPr>
+                  <w:tcW w:w="259" w:type="dxa"/>
+                </w:tcPr>
+                <w:p>
+                  <w:pPr>
+                    <w:rPr>
+                      <w:rFonts w:eastAsia="Times New Roman" w:cs="Times New Roman"/>
+                      <w:lang w:val="sv-SE" w:eastAsia="en-GB"/>
+                    </w:rPr>
+                  </w:pPr>
+                  <w:r>
+                    <w:rPr>
+                      <w:rFonts w:cstheme="minorHAnsi"/>
+                      <w:sz w:val="24"/>
+                      <w:szCs w:val="24"/>
+                      <w:lang w:val="fi-FI"/>
+                    </w:rPr>
+                    <w:t>:</w:t>
+                  </w:r>
+                </w:p>
+              </w:tc>
+              <w:tc>
+                <w:tcPr>
+                  <w:tcW w:w="4557" w:type="dxa"/>
+                </w:tcPr>
+                <w:p>
+                  <w:pPr>
+                    <w:rPr>
+                      <w:rFonts w:eastAsia="Times New Roman" w:cs="Times New Roman"/>
+                      <w:lang w:val="sv-SE" w:eastAsia="en-GB"/>
+                    </w:rPr>
+                  </w:pPr>
+                </w:p>
+              </w:tc>
+            </w:tr>
+            <w:tr>
+              <w:tc>
+                <w:tcPr>
+                  <w:tcW w:w="1053" w:type="dxa"/>
+                </w:tcPr>
+                <w:p>
+                  <w:pPr>
+                    <w:rPr>
+                      <w:rFonts w:eastAsia="Times New Roman" w:cs="Times New Roman"/>
+                      <w:lang w:val="sv-SE" w:eastAsia="en-GB"/>
+                    </w:rPr>
+                  </w:pPr>
+                  <w:r>
+                    <w:rPr>
+                      <w:rFonts w:cstheme="minorHAnsi"/>
+                      <w:sz w:val="24"/>
+                      <w:szCs w:val="24"/>
+                      <w:lang w:val="fi-FI"/>
+                    </w:rPr>
+                    <w:t>E-mail</w:t>
+                  </w:r>
+                </w:p>
+              </w:tc>
+              <w:tc>
+                <w:tcPr>
+                  <w:tcW w:w="259" w:type="dxa"/>
+                </w:tcPr>
+                <w:p>
+                  <w:pPr>
+                    <w:rPr>
+                      <w:rFonts w:eastAsia="Times New Roman" w:cs="Times New Roman"/>
+                      <w:lang w:val="sv-SE" w:eastAsia="en-GB"/>
+                    </w:rPr>
+                  </w:pPr>
+                  <w:r>
+                    <w:rPr>
+                      <w:rFonts w:cstheme="minorHAnsi"/>
+                      <w:sz w:val="24"/>
+                      <w:szCs w:val="24"/>
+                      <w:lang w:val="fi-FI"/>
+                    </w:rPr>
+                    <w:t>:</w:t>
+                  </w:r>
+                </w:p>
+              </w:tc>
+              <w:tc>
+                <w:tcPr>
+                  <w:tcW w:w="4557" w:type="dxa"/>
+                </w:tcPr>
+                <w:p>
+                  <w:pPr>
+                    <w:rPr>
+                      <w:rFonts w:eastAsia="Times New Roman" w:cs="Times New Roman"/>
+                      <w:lang w:val="sv-SE" w:eastAsia="en-GB"/>
+                    </w:rPr>
+                  </w:pPr>
+                </w:p>
+              </w:tc>
+            </w:tr>
+          </w:tbl>
+          <w:p>
+            <w:pPr>
+              <w:rPr>
+                <w:rFonts w:eastAsia="Times New Roman" w:cs="Times New Roman"/>
+                <w:lang w:val="sv-SE" w:eastAsia="en-GB"/>
+              </w:rPr>
+            </w:pPr>
+          </w:p>
+          <w:p>
+            <w:pPr>
+              <w:rPr>
+                <w:rFonts w:eastAsia="Times New Roman" w:cs="Times New Roman"/>
+                <w:lang w:val="sv-SE" w:eastAsia="en-GB"/>
+              </w:rPr>
+            </w:pPr>
+          </w:p>
+        </w:tc>
+      </w:tr>
+      <w:tr>
+        <w:tc>
+          <w:tcPr>
+            <w:tcW w:w="3114" w:type="dxa"/>
+          </w:tcPr>
+          <w:p>
+            <w:pPr>
+              <w:rPr>
+                <w:rFonts w:eastAsia="Times New Roman" w:cs="Times New Roman"/>
                 <w:color w:val="000000"/>
                 <w:lang w:val="en-GB" w:eastAsia="en-GB"/>
               </w:rPr>
@@ -1703,6 +2550,7 @@
                 <w:rFonts w:eastAsia="Times New Roman" w:cs="Times New Roman"/>
                 <w:lang w:val="en-GB" w:eastAsia="en-GB"/>
               </w:rPr>
+              <w:lastRenderedPageBreak/>
               <w:t>:</w:t>
             </w:r>
           </w:p>
@@ -2403,7 +3251,6 @@
                 <w:lang w:val="en-GB" w:eastAsia="en-GB"/>
               </w:rPr>
             </w:pPr>
-            <w:proofErr w:type="gramStart"/>
             <w:r>
               <w:rPr>
                 <w:rFonts w:eastAsia="Times New Roman" w:cs="Times New Roman"/>
@@ -2412,7 +3259,6 @@
               </w:rPr>
               <w:t>Tanggal :</w:t>
             </w:r>
-            <w:proofErr w:type="gramEnd"/>
           </w:p>
         </w:tc>
         <w:tc>
@@ -2509,7 +3355,7 @@
 </file>
 
 <file path=word/endnotes.xml><?xml version="1.0" encoding="utf-8"?>
-<w:endnotes xmlns:wpc="http://schemas.microsoft.com/office/word/2010/wordprocessingCanvas" xmlns:cx="http://schemas.microsoft.com/office/drawing/2014/chartex" xmlns:cx1="http://schemas.microsoft.com/office/drawing/2015/9/8/chartex" xmlns:cx2="http://schemas.microsoft.com/office/drawing/2015/10/21/chartex" xmlns:cx3="http://schemas.microsoft.com/office/drawing/2016/5/9/chartex" xmlns:cx4="http://schemas.microsoft.com/office/drawing/2016/5/10/chartex" xmlns:cx5="http://schemas.microsoft.com/office/drawing/2016/5/11/chartex" xmlns:cx6="http://schemas.microsoft.com/office/drawing/2016/5/12/chartex" xmlns:cx7="http://schemas.microsoft.com/office/drawing/2016/5/13/chartex" xmlns:cx8="http://schemas.microsoft.com/office/drawing/2016/5/14/chartex" xmlns:mc="http://schemas.openxmlformats.org/markup-compatibility/2006" xmlns:aink="http://schemas.microsoft.com/office/drawing/2016/ink" xmlns:am3d="http://schemas.microsoft.com/office/drawing/2017/model3d" xmlns:o="urn:schemas-microsoft-com:office:office" xmlns:oel="http://schemas.microsoft.com/office/2019/extlst" xmlns:r="http://schemas.openxmlformats.org/officeDocument/2006/relationships" xmlns:m="http://schemas.openxmlformats.org/officeDocument/2006/math" xmlns:v="urn:schemas-microsoft-com:vml" xmlns:wp14="http://schemas.microsoft.com/office/word/2010/wordprocessingDrawing" xmlns:wp="http://schemas.openxmlformats.org/drawingml/2006/wordprocessingDrawing" xmlns:w10="urn:schemas-microsoft-com:office:word" xmlns:w="http://schemas.openxmlformats.org/wordprocessingml/2006/main" xmlns:w14="http://schemas.microsoft.com/office/word/2010/wordml" xmlns:w15="http://schemas.microsoft.com/office/word/2012/wordml" xmlns:w16cex="http://schemas.microsoft.com/office/word/2018/wordml/cex" xmlns:w16cid="http://schemas.microsoft.com/office/word/2016/wordml/cid" xmlns:w16="http://schemas.microsoft.com/office/word/2018/wordml" xmlns:w16du="http://schemas.microsoft.com/office/word/2023/wordml/word16du" xmlns:w16sdtdh="http://schemas.microsoft.com/office/word/2020/wordml/sdtdatahash" xmlns:w16sdtfl="http://schemas.microsoft.com/office/word/2024/wordml/sdtformatlock" xmlns:w16se="http://schemas.microsoft.com/office/word/2015/wordml/symex" xmlns:wpg="http://schemas.microsoft.com/office/word/2010/wordprocessingGroup" xmlns:wpi="http://schemas.microsoft.com/office/word/2010/wordprocessingInk" xmlns:wne="http://schemas.microsoft.com/office/word/2006/wordml" xmlns:wps="http://schemas.microsoft.com/office/word/2010/wordprocessingShape" mc:Ignorable="w14 w15 w16se w16cid w16 w16cex w16sdtdh w16sdtfl w16du wp14">
+<w:endnotes xmlns:wpc="http://schemas.microsoft.com/office/word/2010/wordprocessingCanvas" xmlns:cx="http://schemas.microsoft.com/office/drawing/2014/chartex" xmlns:cx1="http://schemas.microsoft.com/office/drawing/2015/9/8/chartex" xmlns:cx2="http://schemas.microsoft.com/office/drawing/2015/10/21/chartex" xmlns:cx3="http://schemas.microsoft.com/office/drawing/2016/5/9/chartex" xmlns:cx4="http://schemas.microsoft.com/office/drawing/2016/5/10/chartex" xmlns:cx5="http://schemas.microsoft.com/office/drawing/2016/5/11/chartex" xmlns:cx6="http://schemas.microsoft.com/office/drawing/2016/5/12/chartex" xmlns:cx7="http://schemas.microsoft.com/office/drawing/2016/5/13/chartex" xmlns:cx8="http://schemas.microsoft.com/office/drawing/2016/5/14/chartex" xmlns:mc="http://schemas.openxmlformats.org/markup-compatibility/2006" xmlns:aink="http://schemas.microsoft.com/office/drawing/2016/ink" xmlns:am3d="http://schemas.microsoft.com/office/drawing/2017/model3d" xmlns:o="urn:schemas-microsoft-com:office:office" xmlns:r="http://schemas.openxmlformats.org/officeDocument/2006/relationships" xmlns:m="http://schemas.openxmlformats.org/officeDocument/2006/math" xmlns:v="urn:schemas-microsoft-com:vml" xmlns:wp14="http://schemas.microsoft.com/office/word/2010/wordprocessingDrawing" xmlns:wp="http://schemas.openxmlformats.org/drawingml/2006/wordprocessingDrawing" xmlns:w10="urn:schemas-microsoft-com:office:word" xmlns:w="http://schemas.openxmlformats.org/wordprocessingml/2006/main" xmlns:w14="http://schemas.microsoft.com/office/word/2010/wordml" xmlns:w15="http://schemas.microsoft.com/office/word/2012/wordml" xmlns:w16cex="http://schemas.microsoft.com/office/word/2018/wordml/cex" xmlns:w16cid="http://schemas.microsoft.com/office/word/2016/wordml/cid" xmlns:w16="http://schemas.microsoft.com/office/word/2018/wordml" xmlns:w16sdtdh="http://schemas.microsoft.com/office/word/2020/wordml/sdtdatahash" xmlns:w16se="http://schemas.microsoft.com/office/word/2015/wordml/symex" xmlns:wpg="http://schemas.microsoft.com/office/word/2010/wordprocessingGroup" xmlns:wpi="http://schemas.microsoft.com/office/word/2010/wordprocessingInk" xmlns:wne="http://schemas.microsoft.com/office/word/2006/wordml" xmlns:wps="http://schemas.microsoft.com/office/word/2010/wordprocessingShape" mc:Ignorable="w14 w15 w16se w16cid w16 w16cex w16sdtdh wp14">
   <w:endnote w:type="separator" w:id="-1">
     <w:p>
       <w:pPr>
@@ -2534,7 +3380,7 @@
 </file>
 
 <file path=word/footnotes.xml><?xml version="1.0" encoding="utf-8"?>
-<w:footnotes xmlns:wpc="http://schemas.microsoft.com/office/word/2010/wordprocessingCanvas" xmlns:cx="http://schemas.microsoft.com/office/drawing/2014/chartex" xmlns:cx1="http://schemas.microsoft.com/office/drawing/2015/9/8/chartex" xmlns:cx2="http://schemas.microsoft.com/office/drawing/2015/10/21/chartex" xmlns:cx3="http://schemas.microsoft.com/office/drawing/2016/5/9/chartex" xmlns:cx4="http://schemas.microsoft.com/office/drawing/2016/5/10/chartex" xmlns:cx5="http://schemas.microsoft.com/office/drawing/2016/5/11/chartex" xmlns:cx6="http://schemas.microsoft.com/office/drawing/2016/5/12/chartex" xmlns:cx7="http://schemas.microsoft.com/office/drawing/2016/5/13/chartex" xmlns:cx8="http://schemas.microsoft.com/office/drawing/2016/5/14/chartex" xmlns:mc="http://schemas.openxmlformats.org/markup-compatibility/2006" xmlns:aink="http://schemas.microsoft.com/office/drawing/2016/ink" xmlns:am3d="http://schemas.microsoft.com/office/drawing/2017/model3d" xmlns:o="urn:schemas-microsoft-com:office:office" xmlns:oel="http://schemas.microsoft.com/office/2019/extlst" xmlns:r="http://schemas.openxmlformats.org/officeDocument/2006/relationships" xmlns:m="http://schemas.openxmlformats.org/officeDocument/2006/math" xmlns:v="urn:schemas-microsoft-com:vml" xmlns:wp14="http://schemas.microsoft.com/office/word/2010/wordprocessingDrawing" xmlns:wp="http://schemas.openxmlformats.org/drawingml/2006/wordprocessingDrawing" xmlns:w10="urn:schemas-microsoft-com:office:word" xmlns:w="http://schemas.openxmlformats.org/wordprocessingml/2006/main" xmlns:w14="http://schemas.microsoft.com/office/word/2010/wordml" xmlns:w15="http://schemas.microsoft.com/office/word/2012/wordml" xmlns:w16cex="http://schemas.microsoft.com/office/word/2018/wordml/cex" xmlns:w16cid="http://schemas.microsoft.com/office/word/2016/wordml/cid" xmlns:w16="http://schemas.microsoft.com/office/word/2018/wordml" xmlns:w16du="http://schemas.microsoft.com/office/word/2023/wordml/word16du" xmlns:w16sdtdh="http://schemas.microsoft.com/office/word/2020/wordml/sdtdatahash" xmlns:w16sdtfl="http://schemas.microsoft.com/office/word/2024/wordml/sdtformatlock" xmlns:w16se="http://schemas.microsoft.com/office/word/2015/wordml/symex" xmlns:wpg="http://schemas.microsoft.com/office/word/2010/wordprocessingGroup" xmlns:wpi="http://schemas.microsoft.com/office/word/2010/wordprocessingInk" xmlns:wne="http://schemas.microsoft.com/office/word/2006/wordml" xmlns:wps="http://schemas.microsoft.com/office/word/2010/wordprocessingShape" mc:Ignorable="w14 w15 w16se w16cid w16 w16cex w16sdtdh w16sdtfl w16du wp14">
+<w:footnotes xmlns:wpc="http://schemas.microsoft.com/office/word/2010/wordprocessingCanvas" xmlns:cx="http://schemas.microsoft.com/office/drawing/2014/chartex" xmlns:cx1="http://schemas.microsoft.com/office/drawing/2015/9/8/chartex" xmlns:cx2="http://schemas.microsoft.com/office/drawing/2015/10/21/chartex" xmlns:cx3="http://schemas.microsoft.com/office/drawing/2016/5/9/chartex" xmlns:cx4="http://schemas.microsoft.com/office/drawing/2016/5/10/chartex" xmlns:cx5="http://schemas.microsoft.com/office/drawing/2016/5/11/chartex" xmlns:cx6="http://schemas.microsoft.com/office/drawing/2016/5/12/chartex" xmlns:cx7="http://schemas.microsoft.com/office/drawing/2016/5/13/chartex" xmlns:cx8="http://schemas.microsoft.com/office/drawing/2016/5/14/chartex" xmlns:mc="http://schemas.openxmlformats.org/markup-compatibility/2006" xmlns:aink="http://schemas.microsoft.com/office/drawing/2016/ink" xmlns:am3d="http://schemas.microsoft.com/office/drawing/2017/model3d" xmlns:o="urn:schemas-microsoft-com:office:office" xmlns:r="http://schemas.openxmlformats.org/officeDocument/2006/relationships" xmlns:m="http://schemas.openxmlformats.org/officeDocument/2006/math" xmlns:v="urn:schemas-microsoft-com:vml" xmlns:wp14="http://schemas.microsoft.com/office/word/2010/wordprocessingDrawing" xmlns:wp="http://schemas.openxmlformats.org/drawingml/2006/wordprocessingDrawing" xmlns:w10="urn:schemas-microsoft-com:office:word" xmlns:w="http://schemas.openxmlformats.org/wordprocessingml/2006/main" xmlns:w14="http://schemas.microsoft.com/office/word/2010/wordml" xmlns:w15="http://schemas.microsoft.com/office/word/2012/wordml" xmlns:w16cex="http://schemas.microsoft.com/office/word/2018/wordml/cex" xmlns:w16cid="http://schemas.microsoft.com/office/word/2016/wordml/cid" xmlns:w16="http://schemas.microsoft.com/office/word/2018/wordml" xmlns:w16sdtdh="http://schemas.microsoft.com/office/word/2020/wordml/sdtdatahash" xmlns:w16se="http://schemas.microsoft.com/office/word/2015/wordml/symex" xmlns:wpg="http://schemas.microsoft.com/office/word/2010/wordprocessingGroup" xmlns:wpi="http://schemas.microsoft.com/office/word/2010/wordprocessingInk" xmlns:wne="http://schemas.microsoft.com/office/word/2006/wordml" xmlns:wps="http://schemas.microsoft.com/office/word/2010/wordprocessingShape" mc:Ignorable="w14 w15 w16se w16cid w16 w16cex w16sdtdh wp14">
   <w:footnote w:type="separator" w:id="-1">
     <w:p>
       <w:pPr>
@@ -2559,7 +3405,7 @@
 </file>
 
 <file path=word/header1.xml><?xml version="1.0" encoding="utf-8"?>
-<w:hdr xmlns:wpc="http://schemas.microsoft.com/office/word/2010/wordprocessingCanvas" xmlns:cx="http://schemas.microsoft.com/office/drawing/2014/chartex" xmlns:cx1="http://schemas.microsoft.com/office/drawing/2015/9/8/chartex" xmlns:cx2="http://schemas.microsoft.com/office/drawing/2015/10/21/chartex" xmlns:cx3="http://schemas.microsoft.com/office/drawing/2016/5/9/chartex" xmlns:cx4="http://schemas.microsoft.com/office/drawing/2016/5/10/chartex" xmlns:cx5="http://schemas.microsoft.com/office/drawing/2016/5/11/chartex" xmlns:cx6="http://schemas.microsoft.com/office/drawing/2016/5/12/chartex" xmlns:cx7="http://schemas.microsoft.com/office/drawing/2016/5/13/chartex" xmlns:cx8="http://schemas.microsoft.com/office/drawing/2016/5/14/chartex" xmlns:mc="http://schemas.openxmlformats.org/markup-compatibility/2006" xmlns:aink="http://schemas.microsoft.com/office/drawing/2016/ink" xmlns:am3d="http://schemas.microsoft.com/office/drawing/2017/model3d" xmlns:o="urn:schemas-microsoft-com:office:office" xmlns:oel="http://schemas.microsoft.com/office/2019/extlst" xmlns:r="http://schemas.openxmlformats.org/officeDocument/2006/relationships" xmlns:m="http://schemas.openxmlformats.org/officeDocument/2006/math" xmlns:v="urn:schemas-microsoft-com:vml" xmlns:wp14="http://schemas.microsoft.com/office/word/2010/wordprocessingDrawing" xmlns:wp="http://schemas.openxmlformats.org/drawingml/2006/wordprocessingDrawing" xmlns:w10="urn:schemas-microsoft-com:office:word" xmlns:w="http://schemas.openxmlformats.org/wordprocessingml/2006/main" xmlns:w14="http://schemas.microsoft.com/office/word/2010/wordml" xmlns:w15="http://schemas.microsoft.com/office/word/2012/wordml" xmlns:w16cex="http://schemas.microsoft.com/office/word/2018/wordml/cex" xmlns:w16cid="http://schemas.microsoft.com/office/word/2016/wordml/cid" xmlns:w16="http://schemas.microsoft.com/office/word/2018/wordml" xmlns:w16du="http://schemas.microsoft.com/office/word/2023/wordml/word16du" xmlns:w16sdtdh="http://schemas.microsoft.com/office/word/2020/wordml/sdtdatahash" xmlns:w16sdtfl="http://schemas.microsoft.com/office/word/2024/wordml/sdtformatlock" xmlns:w16se="http://schemas.microsoft.com/office/word/2015/wordml/symex" xmlns:wpg="http://schemas.microsoft.com/office/word/2010/wordprocessingGroup" xmlns:wpi="http://schemas.microsoft.com/office/word/2010/wordprocessingInk" xmlns:wne="http://schemas.microsoft.com/office/word/2006/wordml" xmlns:wps="http://schemas.microsoft.com/office/word/2010/wordprocessingShape" mc:Ignorable="w14 w15 w16se w16cid w16 w16cex w16sdtdh w16sdtfl w16du wp14">
+<w:hdr xmlns:wpc="http://schemas.microsoft.com/office/word/2010/wordprocessingCanvas" xmlns:cx="http://schemas.microsoft.com/office/drawing/2014/chartex" xmlns:cx1="http://schemas.microsoft.com/office/drawing/2015/9/8/chartex" xmlns:cx2="http://schemas.microsoft.com/office/drawing/2015/10/21/chartex" xmlns:cx3="http://schemas.microsoft.com/office/drawing/2016/5/9/chartex" xmlns:cx4="http://schemas.microsoft.com/office/drawing/2016/5/10/chartex" xmlns:cx5="http://schemas.microsoft.com/office/drawing/2016/5/11/chartex" xmlns:cx6="http://schemas.microsoft.com/office/drawing/2016/5/12/chartex" xmlns:cx7="http://schemas.microsoft.com/office/drawing/2016/5/13/chartex" xmlns:cx8="http://schemas.microsoft.com/office/drawing/2016/5/14/chartex" xmlns:mc="http://schemas.openxmlformats.org/markup-compatibility/2006" xmlns:aink="http://schemas.microsoft.com/office/drawing/2016/ink" xmlns:am3d="http://schemas.microsoft.com/office/drawing/2017/model3d" xmlns:o="urn:schemas-microsoft-com:office:office" xmlns:r="http://schemas.openxmlformats.org/officeDocument/2006/relationships" xmlns:m="http://schemas.openxmlformats.org/officeDocument/2006/math" xmlns:v="urn:schemas-microsoft-com:vml" xmlns:wp14="http://schemas.microsoft.com/office/word/2010/wordprocessingDrawing" xmlns:wp="http://schemas.openxmlformats.org/drawingml/2006/wordprocessingDrawing" xmlns:w10="urn:schemas-microsoft-com:office:word" xmlns:w="http://schemas.openxmlformats.org/wordprocessingml/2006/main" xmlns:w14="http://schemas.microsoft.com/office/word/2010/wordml" xmlns:w15="http://schemas.microsoft.com/office/word/2012/wordml" xmlns:w16cex="http://schemas.microsoft.com/office/word/2018/wordml/cex" xmlns:w16cid="http://schemas.microsoft.com/office/word/2016/wordml/cid" xmlns:w16="http://schemas.microsoft.com/office/word/2018/wordml" xmlns:w16sdtdh="http://schemas.microsoft.com/office/word/2020/wordml/sdtdatahash" xmlns:w16se="http://schemas.microsoft.com/office/word/2015/wordml/symex" xmlns:wpg="http://schemas.microsoft.com/office/word/2010/wordprocessingGroup" xmlns:wpi="http://schemas.microsoft.com/office/word/2010/wordprocessingInk" xmlns:wne="http://schemas.microsoft.com/office/word/2006/wordml" xmlns:wps="http://schemas.microsoft.com/office/word/2010/wordprocessingShape" mc:Ignorable="w14 w15 w16se w16cid w16 w16cex w16sdtdh wp14">
   <w:p>
     <w:pPr>
       <w:pStyle w:val="Header"/>
@@ -2652,7 +3498,7 @@
               <v:stroke joinstyle="miter"/>
               <v:path gradientshapeok="t" o:connecttype="rect"/>
             </v:shapetype>
-            <v:shape id="Text Box 2" o:spid="_x0000_s1026" type="#_x0000_t202" style="position:absolute;margin-left:407.25pt;margin-top:12.75pt;width:77.25pt;height:110.6pt;z-index:251664384;visibility:visible;mso-wrap-style:square;mso-width-percent:0;mso-height-percent:200;mso-wrap-distance-left:9pt;mso-wrap-distance-top:3.6pt;mso-wrap-distance-right:9pt;mso-wrap-distance-bottom:3.6pt;mso-position-horizontal:absolute;mso-position-horizontal-relative:text;mso-position-vertical:absolute;mso-position-vertical-relative:text;mso-width-percent:0;mso-height-percent:200;mso-width-relative:margin;mso-height-relative:margin;v-text-anchor:top" o:gfxdata="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">
+            <v:shape id="Text Box 2" o:spid="_x0000_s1026" type="#_x0000_t202" style="position:absolute;margin-left:407.25pt;margin-top:12.75pt;width:77.25pt;height:110.6pt;z-index:251664384;visibility:visible;mso-wrap-style:square;mso-width-percent:0;mso-height-percent:200;mso-wrap-distance-left:9pt;mso-wrap-distance-top:3.6pt;mso-wrap-distance-right:9pt;mso-wrap-distance-bottom:3.6pt;mso-position-horizontal:absolute;mso-position-horizontal-relative:text;mso-position-vertical:absolute;mso-position-vertical-relative:text;mso-width-percent:0;mso-height-percent:200;mso-width-relative:margin;mso-height-relative:margin;v-text-anchor:top" o:gfxdata="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">
               <v:textbox style="mso-fit-shape-to-text:t">
                 <w:txbxContent>
                   <w:p>
@@ -2752,7 +3598,7 @@
 </file>
 
 <file path=word/numbering.xml><?xml version="1.0" encoding="utf-8"?>
-<w:numbering xmlns:wpc="http://schemas.microsoft.com/office/word/2010/wordprocessingCanvas" xmlns:cx="http://schemas.microsoft.com/office/drawing/2014/chartex" xmlns:cx1="http://schemas.microsoft.com/office/drawing/2015/9/8/chartex" xmlns:cx2="http://schemas.microsoft.com/office/drawing/2015/10/21/chartex" xmlns:cx3="http://schemas.microsoft.com/office/drawing/2016/5/9/chartex" xmlns:cx4="http://schemas.microsoft.com/office/drawing/2016/5/10/chartex" xmlns:cx5="http://schemas.microsoft.com/office/drawing/2016/5/11/chartex" xmlns:cx6="http://schemas.microsoft.com/office/drawing/2016/5/12/chartex" xmlns:cx7="http://schemas.microsoft.com/office/drawing/2016/5/13/chartex" xmlns:cx8="http://schemas.microsoft.com/office/drawing/2016/5/14/chartex" xmlns:mc="http://schemas.openxmlformats.org/markup-compatibility/2006" xmlns:aink="http://schemas.microsoft.com/office/drawing/2016/ink" xmlns:am3d="http://schemas.microsoft.com/office/drawing/2017/model3d" xmlns:o="urn:schemas-microsoft-com:office:office" xmlns:oel="http://schemas.microsoft.com/office/2019/extlst" xmlns:r="http://schemas.openxmlformats.org/officeDocument/2006/relationships" xmlns:m="http://schemas.openxmlformats.org/officeDocument/2006/math" xmlns:v="urn:schemas-microsoft-com:vml" xmlns:wp14="http://schemas.microsoft.com/office/word/2010/wordprocessingDrawing" xmlns:wp="http://schemas.openxmlformats.org/drawingml/2006/wordprocessingDrawing" xmlns:w10="urn:schemas-microsoft-com:office:word" xmlns:w="http://schemas.openxmlformats.org/wordprocessingml/2006/main" xmlns:w14="http://schemas.microsoft.com/office/word/2010/wordml" xmlns:w15="http://schemas.microsoft.com/office/word/2012/wordml" xmlns:w16cex="http://schemas.microsoft.com/office/word/2018/wordml/cex" xmlns:w16cid="http://schemas.microsoft.com/office/word/2016/wordml/cid" xmlns:w16="http://schemas.microsoft.com/office/word/2018/wordml" xmlns:w16du="http://schemas.microsoft.com/office/word/2023/wordml/word16du" xmlns:w16sdtdh="http://schemas.microsoft.com/office/word/2020/wordml/sdtdatahash" xmlns:w16sdtfl="http://schemas.microsoft.com/office/word/2024/wordml/sdtformatlock" xmlns:w16se="http://schemas.microsoft.com/office/word/2015/wordml/symex" xmlns:wpg="http://schemas.microsoft.com/office/word/2010/wordprocessingGroup" xmlns:wpi="http://schemas.microsoft.com/office/word/2010/wordprocessingInk" xmlns:wne="http://schemas.microsoft.com/office/word/2006/wordml" xmlns:wps="http://schemas.microsoft.com/office/word/2010/wordprocessingShape" mc:Ignorable="w14 w15 w16se w16cid w16 w16cex w16sdtdh w16sdtfl w16du wp14">
+<w:numbering xmlns:wpc="http://schemas.microsoft.com/office/word/2010/wordprocessingCanvas" xmlns:cx="http://schemas.microsoft.com/office/drawing/2014/chartex" xmlns:cx1="http://schemas.microsoft.com/office/drawing/2015/9/8/chartex" xmlns:cx2="http://schemas.microsoft.com/office/drawing/2015/10/21/chartex" xmlns:cx3="http://schemas.microsoft.com/office/drawing/2016/5/9/chartex" xmlns:cx4="http://schemas.microsoft.com/office/drawing/2016/5/10/chartex" xmlns:cx5="http://schemas.microsoft.com/office/drawing/2016/5/11/chartex" xmlns:cx6="http://schemas.microsoft.com/office/drawing/2016/5/12/chartex" xmlns:cx7="http://schemas.microsoft.com/office/drawing/2016/5/13/chartex" xmlns:cx8="http://schemas.microsoft.com/office/drawing/2016/5/14/chartex" xmlns:mc="http://schemas.openxmlformats.org/markup-compatibility/2006" xmlns:aink="http://schemas.microsoft.com/office/drawing/2016/ink" xmlns:am3d="http://schemas.microsoft.com/office/drawing/2017/model3d" xmlns:o="urn:schemas-microsoft-com:office:office" xmlns:r="http://schemas.openxmlformats.org/officeDocument/2006/relationships" xmlns:m="http://schemas.openxmlformats.org/officeDocument/2006/math" xmlns:v="urn:schemas-microsoft-com:vml" xmlns:wp14="http://schemas.microsoft.com/office/word/2010/wordprocessingDrawing" xmlns:wp="http://schemas.openxmlformats.org/drawingml/2006/wordprocessingDrawing" xmlns:w10="urn:schemas-microsoft-com:office:word" xmlns:w="http://schemas.openxmlformats.org/wordprocessingml/2006/main" xmlns:w14="http://schemas.microsoft.com/office/word/2010/wordml" xmlns:w15="http://schemas.microsoft.com/office/word/2012/wordml" xmlns:w16cex="http://schemas.microsoft.com/office/word/2018/wordml/cex" xmlns:w16cid="http://schemas.microsoft.com/office/word/2016/wordml/cid" xmlns:w16="http://schemas.microsoft.com/office/word/2018/wordml" xmlns:w16sdtdh="http://schemas.microsoft.com/office/word/2020/wordml/sdtdatahash" xmlns:w16se="http://schemas.microsoft.com/office/word/2015/wordml/symex" xmlns:wpg="http://schemas.microsoft.com/office/word/2010/wordprocessingGroup" xmlns:wpi="http://schemas.microsoft.com/office/word/2010/wordprocessingInk" xmlns:wne="http://schemas.microsoft.com/office/word/2006/wordml" xmlns:wps="http://schemas.microsoft.com/office/word/2010/wordprocessingShape" mc:Ignorable="w14 w15 w16se w16cid w16 w16cex w16sdtdh wp14">
   <w:abstractNum w:abstractNumId="0" w15:restartNumberingAfterBreak="0">
     <w:nsid w:val="FFFFFF7C"/>
     <w:multiLevelType w:val="singleLevel"/>
@@ -3971,74 +4817,74 @@
       </w:pPr>
     </w:lvl>
   </w:abstractNum>
-  <w:num w:numId="1" w16cid:durableId="1931964225">
+  <w:num w:numId="1">
     <w:abstractNumId w:val="8"/>
   </w:num>
-  <w:num w:numId="2" w16cid:durableId="194973495">
+  <w:num w:numId="2">
     <w:abstractNumId w:val="6"/>
   </w:num>
-  <w:num w:numId="3" w16cid:durableId="1414163971">
+  <w:num w:numId="3">
     <w:abstractNumId w:val="5"/>
   </w:num>
-  <w:num w:numId="4" w16cid:durableId="1232545034">
+  <w:num w:numId="4">
     <w:abstractNumId w:val="4"/>
   </w:num>
-  <w:num w:numId="5" w16cid:durableId="1840121645">
+  <w:num w:numId="5">
     <w:abstractNumId w:val="7"/>
   </w:num>
-  <w:num w:numId="6" w16cid:durableId="797605430">
+  <w:num w:numId="6">
     <w:abstractNumId w:val="3"/>
   </w:num>
-  <w:num w:numId="7" w16cid:durableId="1375352075">
+  <w:num w:numId="7">
     <w:abstractNumId w:val="2"/>
   </w:num>
-  <w:num w:numId="8" w16cid:durableId="1679187274">
+  <w:num w:numId="8">
     <w:abstractNumId w:val="1"/>
   </w:num>
-  <w:num w:numId="9" w16cid:durableId="1900508826">
+  <w:num w:numId="9">
     <w:abstractNumId w:val="0"/>
   </w:num>
-  <w:num w:numId="10" w16cid:durableId="513881123">
+  <w:num w:numId="10">
     <w:abstractNumId w:val="17"/>
   </w:num>
-  <w:num w:numId="11" w16cid:durableId="242227936">
+  <w:num w:numId="11">
     <w:abstractNumId w:val="16"/>
   </w:num>
-  <w:num w:numId="12" w16cid:durableId="1650594421">
+  <w:num w:numId="12">
     <w:abstractNumId w:val="15"/>
   </w:num>
-  <w:num w:numId="13" w16cid:durableId="1943685735">
+  <w:num w:numId="13">
     <w:abstractNumId w:val="12"/>
   </w:num>
-  <w:num w:numId="14" w16cid:durableId="912549164">
+  <w:num w:numId="14">
     <w:abstractNumId w:val="14"/>
   </w:num>
-  <w:num w:numId="15" w16cid:durableId="2034113687">
+  <w:num w:numId="15">
     <w:abstractNumId w:val="10"/>
   </w:num>
-  <w:num w:numId="16" w16cid:durableId="600647979">
+  <w:num w:numId="16">
     <w:abstractNumId w:val="9"/>
   </w:num>
-  <w:num w:numId="17" w16cid:durableId="1499613740">
+  <w:num w:numId="17">
     <w:abstractNumId w:val="18"/>
   </w:num>
-  <w:num w:numId="18" w16cid:durableId="1751150846">
+  <w:num w:numId="18">
     <w:abstractNumId w:val="11"/>
   </w:num>
-  <w:num w:numId="19" w16cid:durableId="1523476127">
+  <w:num w:numId="19">
     <w:abstractNumId w:val="13"/>
   </w:num>
-  <w:num w:numId="20" w16cid:durableId="444469672">
+  <w:num w:numId="20">
     <w:abstractNumId w:val="20"/>
   </w:num>
-  <w:num w:numId="21" w16cid:durableId="1583102017">
+  <w:num w:numId="21">
     <w:abstractNumId w:val="19"/>
   </w:num>
 </w:numbering>
 </file>
 
 <file path=word/styles.xml><?xml version="1.0" encoding="utf-8"?>
-<w:styles xmlns:mc="http://schemas.openxmlformats.org/markup-compatibility/2006" xmlns:r="http://schemas.openxmlformats.org/officeDocument/2006/relationships" xmlns:w="http://schemas.openxmlformats.org/wordprocessingml/2006/main" xmlns:w14="http://schemas.microsoft.com/office/word/2010/wordml" xmlns:w15="http://schemas.microsoft.com/office/word/2012/wordml" xmlns:w16cex="http://schemas.microsoft.com/office/word/2018/wordml/cex" xmlns:w16cid="http://schemas.microsoft.com/office/word/2016/wordml/cid" xmlns:w16="http://schemas.microsoft.com/office/word/2018/wordml" xmlns:w16du="http://schemas.microsoft.com/office/word/2023/wordml/word16du" xmlns:w16sdtdh="http://schemas.microsoft.com/office/word/2020/wordml/sdtdatahash" xmlns:w16sdtfl="http://schemas.microsoft.com/office/word/2024/wordml/sdtformatlock" xmlns:w16se="http://schemas.microsoft.com/office/word/2015/wordml/symex" mc:Ignorable="w14 w15 w16se w16cid w16 w16cex w16sdtdh w16sdtfl w16du">
+<w:styles xmlns:mc="http://schemas.openxmlformats.org/markup-compatibility/2006" xmlns:r="http://schemas.openxmlformats.org/officeDocument/2006/relationships" xmlns:w="http://schemas.openxmlformats.org/wordprocessingml/2006/main" xmlns:w14="http://schemas.microsoft.com/office/word/2010/wordml" xmlns:w15="http://schemas.microsoft.com/office/word/2012/wordml" xmlns:w16cex="http://schemas.microsoft.com/office/word/2018/wordml/cex" xmlns:w16cid="http://schemas.microsoft.com/office/word/2016/wordml/cid" xmlns:w16="http://schemas.microsoft.com/office/word/2018/wordml" xmlns:w16sdtdh="http://schemas.microsoft.com/office/word/2020/wordml/sdtdatahash" xmlns:w16se="http://schemas.microsoft.com/office/word/2015/wordml/symex" mc:Ignorable="w14 w15 w16se w16cid w16 w16cex w16sdtdh">
   <w:docDefaults>
     <w:rPrDefault>
       <w:rPr>
@@ -15433,6 +16279,18 @@
       <w:lang w:val="en-GB" w:eastAsia="en-GB"/>
     </w:rPr>
   </w:style>
+  <w:style w:type="character" w:styleId="Hyperlink">
+    <w:name w:val="Hyperlink"/>
+    <w:basedOn w:val="DefaultParagraphFont"/>
+    <w:uiPriority w:val="99"/>
+    <w:semiHidden/>
+    <w:unhideWhenUsed/>
+    <w:rsid w:val="00405DC9"/>
+    <w:rPr>
+      <w:color w:val="0000FF" w:themeColor="hyperlink"/>
+      <w:u w:val="single"/>
+    </w:rPr>
+  </w:style>
 </w:styles>
 </file>
 
